--- a/site/files/Phase-Protocol-244-The Shakedown Doctrine- Gemini Protocols.docx
+++ b/site/files/Phase-Protocol-244-The Shakedown Doctrine- Gemini Protocols.docx
@@ -430,7 +430,7 @@
           <w:color w:val="1A1A1A"/>
           <w:szCs w:val="22"/>
         </w:rPr>
-        <w:t>- THE SLING AT THE MOON — AFFIRMED AS A HARDWARE TEST, WITH THE NUMBERS: mild steel caps ~378 m/s; low lunar orbit wants ~1.7 km/s, escape ~2.4 km/s. The lunar sling run validates the MACHINE — spin-up, release timing, the pairing law, accuracy — and serves short-haul surface logistics. Throwing rocks all the way to Earth collection is beyond mild steel: that chapter belongs to the hub and whatever scales past it. The seated clause rides: MOON = MOVER MODE ONLY (229 Amendment 2), no atmosphere cleanup on this side of the test.</w:t>
+        <w:t>- THE SLING AT THE MOON — AFFIRMED AS A HARDWARE TEST, WITH THE NUMBERS: high-tensile steel caps ~378 m/s; low lunar orbit wants ~1.7 km/s, escape ~2.4 km/s. The lunar sling run validates the MACHINE — spin-up, release timing, the pairing law, accuracy — and serves short-haul surface logistics. Throwing rocks all the way to Earth collection is beyond mild steel: that chapter belongs to the hub and whatever scales past it. The seated clause rides: MOON = MOVER MODE ONLY (229 Amendment 2), no atmosphere cleanup on this side of the test.</w:t>
       </w:r>
     </w:p>
     <w:p>
@@ -568,7 +568,7 @@
           <w:color w:val="1A1A1A"/>
           <w:szCs w:val="22"/>
         </w:rPr>
-        <w:t>THE CRATER MIRROR AND THE SLING, PRICED: at a permanently shadowed crater the mirror is not a tool, it is the only sun — the Archimedes array's hardest posting. The sling at the Moon is affirmed as a hardware test with the numbers: mild steel caps at about 378 m/s — the Moon's shallow well makes it a service-station exercise, not a siege.</w:t>
+        <w:t>THE CRATER MIRROR AND THE SLING, PRICED: at a permanently shadowed crater the mirror is not a tool, it is the only sun — the Archimedes array's hardest posting. The sling at the Moon is affirmed as a hardware test with the numbers: high-tensile steel caps at about 378 m/s — the Moon's shallow well makes it a service-station exercise, not a siege.</w:t>
       </w:r>
     </w:p>
     <w:p>
